--- a/docs/artigo_sbc.docx
+++ b/docs/artigo_sbc.docx
@@ -3671,6 +3671,11 @@
     </w:p>
     <w:p>
       <w:r>
+        <w:t>Código-fonte disponível em: https://github.com/fredmartins12/AgroSele-MilkQA</w:t>
+      </w:r>
+    </w:p>
+    <w:p>
+      <w:r>
         <w:rPr>
           <w:b w:val="0"/>
           <w:i w:val="0"/>

--- a/docs/artigo_sbc.docx
+++ b/docs/artigo_sbc.docx
@@ -65,7 +65,7 @@
           <w:color w:val="000000"/>
           <w:sz w:val="24"/>
         </w:rPr>
-        <w:t>Este trabalho aborda a seleção de resposta (answer selection) sobre o MilkQA, dataset real de perguntas e respostas do atendimento ao produtor rural da Embrapa Gado de Leite. Seis configurações foram comparadas, do TF-IDF clássico ao fine-tuning parcial do BERTimbau, passando por um bi-encoder congelado, um Cross-Encoder com atenção cruzada, uma fusão híbrida BERTimbau+BM25 e um pipeline multi-estágio de filtragem e reranking. Todas foram validadas por Accuracy@1 e MRR nos splits oficiais. O bi-encoder congelado atinge Accuracy@1 de 0,570; a fusão híbrida eleva esse resultado a 0,663 sem ajustar pesos do BERTimbau; e o fine-tuning parcial, com dado suficiente, obtém o melhor resultado (Accuracy@1 = 0,690; MRR = 0,782). Os resultados mostram que sinal lexical explícito e volume de dado de treino pesam tanto quanto a escolha arquitetural.</w:t>
+        <w:t>Este trabalho aborda a seleção de resposta (answer selection) sobre o MilkQA, dataset real de perguntas e respostas do atendimento ao produtor rural da Embrapa Gado de Leite. Seis configurações foram comparadas, do TF-IDF clássico ao fine-tuning parcial do BERTimbau, passando por um bi-encoder congelado, um Cross-Encoder com self-attention conjunta sobre o par, uma fusão híbrida BERTimbau+BM25 e um pipeline multi-estágio de filtragem e reranking. Todas foram validadas por Accuracy@1 e MRR nos splits oficiais. O bi-encoder congelado atinge Accuracy@1 de 0,570; a fusão híbrida eleva esse resultado a 0,663 sem ajustar pesos do BERTimbau; e o fine-tuning parcial, com dado suficiente, obtém o melhor resultado (Accuracy@1 = 0,690; MRR = 0,782). Os resultados mostram que sinal lexical explícito e volume de dado de treino pesam tanto quanto a escolha arquitetural.</w:t>
       </w:r>
     </w:p>
     <w:p>
@@ -92,7 +92,7 @@
           <w:color w:val="808080"/>
           <w:sz w:val="22"/>
         </w:rPr>
-        <w:t>This work addresses answer selection on MilkQA, a real dataset of questions and answers from a dairy farming extension service provided by Embrapa Gado de Leite. Six configurations were compared, from classical TF-IDF to partial fine-tuning of BERTimbau, including a frozen bi-encoder, a Cross-Encoder with cross-attention, a hybrid BERTimbau+BM25 fusion, and a multi-stage filtering-and-reranking pipeline. All variants were validated by Accuracy@1 and MRR on the official splits. The frozen bi-encoder reaches an Accuracy@1 of 0.570; the hybrid fusion raises this to 0.663 without adjusting BERTimbau's weights; and partial fine-tuning, given sufficient data, achieves the best result (Accuracy@1 = 0.690; MRR = 0.782). The results show that explicit lexical signal and training data volume matter as much as the architectural choice.</w:t>
+        <w:t>This work addresses answer selection on MilkQA, a real dataset of questions and answers from a dairy farming extension service provided by Embrapa Gado de Leite. Six configurations were compared, from classical TF-IDF to partial fine-tuning of BERTimbau, including a frozen bi-encoder, a Cross-Encoder with joint self-attention over the pair, a hybrid BERTimbau+BM25 fusion, and a multi-stage filtering-and-reranking pipeline. All variants were validated by Accuracy@1 and MRR on the official splits. The frozen bi-encoder reaches an Accuracy@1 of 0.570; the hybrid fusion raises this to 0.663 without adjusting BERTimbau's weights; and partial fine-tuning, given sufficient data, achieves the best result (Accuracy@1 = 0.690; MRR = 0.782). The results show that explicit lexical signal and training data volume matter as much as the architectural choice.</w:t>
       </w:r>
     </w:p>
     <w:p/>
@@ -2584,7 +2584,7 @@
           <w:rFonts w:ascii="Times New Roman" w:hAnsi="Times New Roman"/>
           <w:sz w:val="24"/>
         </w:rPr>
-        <w:t>Motivada pela hipótese de que a representação congelada do BERTimbau limitava o desempenho do sistema, uma etapa adicional investigou o fine-tuning parcial do backbone: a última camada do encoder (1 de 12, aproximadamente 7% dos parâmetros do modelo) e a camada de pooling foram descongeladas e treinadas conjuntamente com a cabeça de classificação, com taxa de aprendizado reduzida para os parâmetros do BERTimbau (2×10⁻⁵) em relação à cabeça (1×10⁻³).</w:t>
+        <w:t>Motivada pela hipótese de que a representação congelada do BERTimbau limitava o desempenho do sistema, uma etapa adicional investigou o fine-tuning parcial do backbone: a última camada do encoder (1 de 12, aproximadamente 7% dos parâmetros do modelo) e a camada de pooling foram descongeladas e treinadas conjuntamente com a cabeça de classificação, com taxa de aprendizado reduzida para os parâmetros do BERTimbau (2×10⁻⁵) em relação à cabeça (1×10⁻³) — estratégia de descongelamento parcial das camadas finais que, combinada a uma taxa de aprendizado baixa no backbone, reduz o risco de catastrophic forgetting do conhecimento linguístico pré-treinado.</w:t>
       </w:r>
     </w:p>
     <w:p>
@@ -2949,7 +2949,7 @@
           <w:b w:val="0"/>
           <w:i w:val="0"/>
         </w:rPr>
-        <w:t>Como contraponto às abordagens neurais, foi implementado um baseline inteiramente clássico: tokenização, remoção de stopwords, TF-IDF (Salton, Wong e Yang, 1975) e similaridade de cosseno, sem qualquer modelo de linguagem pré-treinado ou biblioteca de alto nível (implementação própria, sem uso de scikit-learn), sobre o mesmo corpus e os mesmos splits oficiais. O resultado, Accuracy@1 = 0,503 e MRR = 0,610 no conjunto de teste, obtido em menos de 5 segundos de processamento, supera com folga a similaridade de cosseno pura sobre o BERTimbau não treinado (0,277 e 0,392, respectivamente). Esse resultado é consistente com um fenômeno documentado na literatura de recuperação de informação: baselines lexicais clássicos costumam ser difíceis de superar por representações neurais que não foram ajustadas especificamente à tarefa, especialmente em domínios como o de pecuária leiteira, em que pergunta e resposta compartilham vocabulário técnico específico, capturado diretamente pela correspondência exata de termos. O BERTimbau só ultrapassa o TF-IDF depois de receber algum treinamento supervisionado (classificador de pares ou fine-tuning), evidenciando que o ganho de desempenho não decorre do embedding pré-treinado por si só, mas da capacidade de ajustá-lo à tarefa específica.</w:t>
+        <w:t>Como contraponto às abordagens neurais, foi implementado um baseline inteiramente clássico: tokenização, remoção de stopwords, TF-IDF (Salton, Wong e Yang, 1975) e similaridade de cosseno, sem qualquer modelo de linguagem pré-treinado ou biblioteca de alto nível (implementação própria, sem uso de scikit-learn), sobre o mesmo corpus e os mesmos splits oficiais. O IDF foi calculado com suavização aditiva (idf(t) = log(N⁄(1+df(t))) + 1, em vez da forma sem suavização log(N⁄df(t))), variante padrão que evita IDF nulo ou indefinido para termos de baixa frequência de documento. O resultado, Accuracy@1 = 0,503 e MRR = 0,610 no conjunto de teste, obtido em menos de 5 segundos de processamento, supera com folga a similaridade de cosseno pura sobre o BERTimbau não treinado (0,277 e 0,392, respectivamente). Esse resultado é consistente com um fenômeno documentado na literatura de recuperação de informação: baselines lexicais clássicos costumam ser difíceis de superar por representações neurais que não foram ajustadas especificamente à tarefa, especialmente em domínios como o de pecuária leiteira, em que pergunta e resposta compartilham vocabulário técnico específico, capturado diretamente pela correspondência exata de termos. O BERTimbau só ultrapassa o TF-IDF depois de receber algum treinamento supervisionado (classificador de pares ou fine-tuning), evidenciando que o ganho de desempenho não decorre do embedding pré-treinado por si só, mas da capacidade de ajustá-lo à tarefa específica.</w:t>
       </w:r>
     </w:p>
     <w:p>
@@ -2976,7 +2976,7 @@
           <w:b/>
           <w:i/>
         </w:rPr>
-        <w:t>4.9. Cross-Encoder com Atenção Cruzada</w:t>
+        <w:t>4.9. Cross-Encoder com Self-Attention Conjunta sobre o Par</w:t>
       </w:r>
     </w:p>
     <w:p>
@@ -2985,7 +2985,7 @@
           <w:b w:val="0"/>
           <w:i w:val="0"/>
         </w:rPr>
-        <w:t>Diferentemente das variantes anteriores, todas bi-encoder, em que pergunta e candidata geram embeddings independentes combinados posteriormente, um quinto experimento implementou um Cross-Encoder: a pergunta e a candidata são concatenadas em uma única sequência de entrada (“[CLS] pergunta [SEP] candidata [SEP]”), processada pelo BERTimbau com atenção cruzada entre os dois textos em todas as camadas do Transformer, antes de qualquer decisão de classificação. O vetor pooler_output resultante (768 dimensões, já representando o par como um todo) alimenta uma cabeça de classificação leve. Como não há cache possível entre pares diferentes, já que cada par exige uma nova passada pelo BERT, o backbone foi mantido congelado (perfilamento real indicou custo de aproximadamente 362ms por par em CPU) e apenas a cabeça de classificação foi treinada sobre os vetores extraídos. O resultado, Accuracy@1 = 0,617 e MRR = 0,715 no teste, supera a variante bi-encoder congelada equivalente (0,570 e 0,679) sem qualquer ajuste dos pesos do BERTimbau, evidência de que a atenção cruzada por si só captura informação de correspondência pergunta-resposta que a simples combinação de embeddings independentes não expõe. Ainda assim, o Cross-Encoder fica atrás tanto do modelo híbrido (0,663 e 0,753) quanto do fine-tuning parcial (0,690 e 0,782), sugerindo que, nesta escala de dado, o sinal lexical explícito e o ajuste de pesos continuam sendo mais valiosos do que a mudança arquitetural isolada.</w:t>
+        <w:t>Diferentemente das variantes anteriores, todas bi-encoder, em que pergunta e candidata geram embeddings independentes combinados posteriormente, um quinto experimento implementou um Cross-Encoder: a pergunta e a candidata são concatenadas em uma única sequência de entrada (“[CLS] pergunta [SEP] candidata [SEP]”), processada pelo BERTimbau, cuja self-attention passa a operar conjuntamente sobre os dois textos concatenados em todas as camadas do Transformer, antes de qualquer decisão de classificação (mecanismo tecnicamente distinto da cross-attention entre encoder e decoder de arquiteturas sequence-to-sequence: aqui, query, key e value derivam todos da mesma sequência conjunta pergunta+candidata). O vetor pooler_output resultante (768 dimensões, já representando o par como um todo) alimenta uma cabeça de classificação leve. Como não há cache possível entre pares diferentes, já que cada par exige uma nova passada pelo BERT, o backbone foi mantido congelado (perfilamento real indicou custo de aproximadamente 362ms por par em CPU) e apenas a cabeça de classificação foi treinada sobre os vetores extraídos. O resultado, Accuracy@1 = 0,617 e MRR = 0,715 no teste, supera a variante bi-encoder congelada equivalente (0,570 e 0,679) sem qualquer ajuste dos pesos do BERTimbau, evidência de que essa atenção conjunta entre pergunta e candidata, por si só, captura informação de correspondência pergunta-resposta que a simples combinação de embeddings independentes não expõe. Ainda assim, o Cross-Encoder fica atrás tanto do modelo híbrido (0,663 e 0,753) quanto do fine-tuning parcial (0,690 e 0,782), sugerindo que, nesta escala de dado, o sinal lexical explícito e o ajuste de pesos continuam sendo mais valiosos do que a mudança arquitetural isolada.</w:t>
       </w:r>
     </w:p>
     <w:p>
@@ -3626,7 +3626,7 @@
           <w:b w:val="0"/>
           <w:i w:val="0"/>
         </w:rPr>
-        <w:t>Em resposta direta à pergunta de pesquisa formulada na Introdução, este trabalho investigou, em seis configurações progressivamente mais sofisticadas, se modelos de linguagem pré-treinados e técnicas clássicas de recuperação de informação, isoladas ou combinadas, conseguem selecionar, de forma confiável, a resposta correta entre candidatas para perguntas técnicas reais de produtores rurais de pecuária leiteira. A resposta é afirmativa, com nuances importantes sobre onde reside o ganho de desempenho em cada abordagem. Um classificador de pares sobre embeddings do BERTimbau congelado já supera substancialmente o acaso e a similaridade de cosseno pura (Accuracy@1 = 0,570 contra 0,020 e 0,277, respectivamente); um baseline puramente lexical (TF-IDF, sem qualquer modelo de linguagem) supera a similaridade de cosseno bruta do BERTimbau não treinado, evidenciando que o embedding pré-treinado, por si só, não garante vantagem sobre métodos estatísticos clássicos neste domínio de vocabulário técnico compartilhado; a fusão explícita desse sinal lexical (BM25) ao vetor denso do BERTimbau eleva o desempenho a 0,663 de Accuracy@1 sem qualquer ajuste de pesos do modelo de linguagem; a arquitetura Cross-Encoder, com atenção cruzada entre pergunta e candidata, atinge 0,617 também sem fine-tuning, superando o bi-encoder congelado equivalente unicamente pela mudança arquitetural; e o fine-tuning parcial do BERTimbau, quando treinado com volume de dado suficiente, alcança o melhor resultado isolado (0,690), com síntese completa na Tabela 7.</w:t>
+        <w:t>Em resposta direta à pergunta de pesquisa formulada na Introdução, este trabalho investigou, em seis configurações progressivamente mais sofisticadas, se modelos de linguagem pré-treinados e técnicas clássicas de recuperação de informação, isoladas ou combinadas, conseguem selecionar, de forma confiável, a resposta correta entre candidatas para perguntas técnicas reais de produtores rurais de pecuária leiteira. A resposta é afirmativa, com nuances importantes sobre onde reside o ganho de desempenho em cada abordagem. Um classificador de pares sobre embeddings do BERTimbau congelado já supera substancialmente o acaso e a similaridade de cosseno pura (Accuracy@1 = 0,570 contra 0,020 e 0,277, respectivamente); um baseline puramente lexical (TF-IDF, sem qualquer modelo de linguagem) supera a similaridade de cosseno bruta do BERTimbau não treinado, evidenciando que o embedding pré-treinado, por si só, não garante vantagem sobre métodos estatísticos clássicos neste domínio de vocabulário técnico compartilhado; a fusão explícita desse sinal lexical (BM25) ao vetor denso do BERTimbau eleva o desempenho a 0,663 de Accuracy@1 sem qualquer ajuste de pesos do modelo de linguagem; a arquitetura Cross-Encoder, cuja self-attention opera conjuntamente sobre pergunta e candidata concatenadas, atinge 0,617 também sem fine-tuning, superando o bi-encoder congelado equivalente unicamente pela mudança arquitetural; e o fine-tuning parcial do BERTimbau, quando treinado com volume de dado suficiente, alcança o melhor resultado isolado (0,690), com síntese completa na Tabela 7.</w:t>
       </w:r>
     </w:p>
     <w:p>
@@ -3644,7 +3644,7 @@
           <w:b w:val="0"/>
           <w:i w:val="0"/>
         </w:rPr>
-        <w:t>As principais limitações deste trabalho são: o truncamento de texto em 256 tokens (128 nas variantes com fine-tuning e Cross-Encoder), que descarta informação de cauda em respostas mais longas (até 682 palavras no dataset). Na prática, contudo, observa-se que, no domínio de suporte técnico, o cerne da resolução (nomes de medicamento, ações imediatas de manejo) concentra-se com frequência nos parágrafos iniciais, mitigando o impacto prático dessa perda de contexto; a amostragem aleatória de negativos de treino na maioria das variantes (com exceção do hard negative mining, testado sem ganho estatístico significativo); o congelamento do backbone nas variantes de Cross-Encoder e híbrida, que isola o efeito arquitetural mas não explora o potencial adicional de combinar essas arquiteturas com fine-tuning; e a ausência de comparação com uma API comercial de LLM, decisão metodológica justificada na Fase 1 deste projeto por critérios de custo, latência, privacidade, determinismo e eficiência computacional em um cenário de uso real (aplicação embarcada em um software de gestão para fazendas leiteiras).</w:t>
+        <w:t>As principais limitações deste trabalho são: o truncamento de texto em 256 tokens (128 nas variantes com fine-tuning e Cross-Encoder), que descarta informação de cauda em respostas mais longas (até 682 palavras no dataset). Na prática, contudo, observa-se que, no domínio de suporte técnico, o cerne da resolução (nomes de medicamento, ações imediatas de manejo) concentra-se com frequência nos parágrafos iniciais, mitigando o impacto prático dessa perda de contexto; a extração de embeddings por mean pooling restrito à última camada oculta do BERTimbau, em vez de agregações multi-camada (por exemplo, a soma das quatro últimas camadas) empregadas em parte da literatura como alternativa potencialmente mais robusta; a amostragem aleatória de negativos de treino na maioria das variantes (com exceção do hard negative mining, testado sem ganho estatístico significativo); o congelamento do backbone nas variantes de Cross-Encoder e híbrida, que isola o efeito arquitetural mas não explora o potencial adicional de combinar essas arquiteturas com fine-tuning; e a ausência de comparação com uma API comercial de LLM, decisão metodológica justificada na Fase 1 deste projeto por critérios de custo, latência, privacidade, determinismo e eficiência computacional em um cenário de uso real (aplicação embarcada em um software de gestão para fazendas leiteiras).</w:t>
       </w:r>
     </w:p>
     <w:p>
